--- a/downloads/intro-transcript-outro/08_E5.docx
+++ b/downloads/intro-transcript-outro/08_E5.docx
@@ -34,7 +34,23 @@
         <w:rPr>
           <w:color w:val="2EAF7D"/>
         </w:rPr>
-        <w:t xml:space="preserve">Virginia déroule le dérisquage : prématuration puis maturation. Ce n’est pas « trouver de l’argent », c’est lever des risques dans l’ordre.</w:t>
+        <w:t xml:space="preserve">Vous avez les niveaux de preuve. Virginia va les inscrire dans un parcours : prématuration, puis maturation.</w:t>
+      </w:r>
+    </w:p>
+    <w:p>
+      <w:r>
+        <w:rPr>
+          <w:color w:val="2EAF7D"/>
+        </w:rPr>
+        <w:t xml:space="preserve">On retrouve ce que Grégoire a dit du terrain, et ce que Bernard a dit de l’innovation : on ne juge plus un article, on juge un potentiel.</w:t>
+      </w:r>
+    </w:p>
+    <w:p>
+      <w:r>
+        <w:rPr>
+          <w:color w:val="2EAF7D"/>
+        </w:rPr>
+        <w:t xml:space="preserve">Écoutez l’ordre des risques, pas seulement les montants.</w:t>
       </w:r>
     </w:p>
     <w:p>
@@ -226,7 +242,15 @@
         <w:rPr>
           <w:color w:val="F48C2E"/>
         </w:rPr>
-        <w:t xml:space="preserve">À retenir : la prématuration teste une hypothèse ; la maturation prépare un transfert. Les comités ne jugent pas un article, ils jugent un potentiel d’innovation.</w:t>
+        <w:t xml:space="preserve">La prématuration teste une hypothèse. La maturation prépare un transfert.</w:t>
+      </w:r>
+    </w:p>
+    <w:p>
+      <w:r>
+        <w:rPr>
+          <w:color w:val="F48C2E"/>
+        </w:rPr>
+        <w:t xml:space="preserve">Dans le grain suivant, une idée ne suffit plus : il y a des freins — surtout la divulgation — et un réflexe à prendre avant d’en parler autour de soi.</w:t>
       </w:r>
     </w:p>
     <w:sectPr>

--- a/downloads/intro-transcript-outro/08_E5.docx
+++ b/downloads/intro-transcript-outro/08_E5.docx
@@ -24,7 +24,7 @@
       </w:pPr>
       <w:r>
         <w:rPr>
-          <w:color w:val="2EAF7D"/>
+          <w:color w:val="00AE69"/>
         </w:rPr>
         <w:t xml:space="preserve">Intro</w:t>
       </w:r>
@@ -32,7 +32,7 @@
     <w:p>
       <w:r>
         <w:rPr>
-          <w:color w:val="2EAF7D"/>
+          <w:color w:val="00AE69"/>
         </w:rPr>
         <w:t xml:space="preserve">Vous avez les niveaux de preuve. Virginia va les inscrire dans un parcours : prématuration, puis maturation.</w:t>
       </w:r>
@@ -40,7 +40,7 @@
     <w:p>
       <w:r>
         <w:rPr>
-          <w:color w:val="2EAF7D"/>
+          <w:color w:val="00AE69"/>
         </w:rPr>
         <w:t xml:space="preserve">On retrouve ce que Grégoire a dit du terrain, et ce que Bernard a dit de l’innovation : on ne juge plus un article, on juge un potentiel.</w:t>
       </w:r>
@@ -48,7 +48,7 @@
     <w:p>
       <w:r>
         <w:rPr>
-          <w:color w:val="2EAF7D"/>
+          <w:color w:val="00AE69"/>
         </w:rPr>
         <w:t xml:space="preserve">Écoutez l’ordre des risques, pas seulement les montants.</w:t>
       </w:r>
@@ -232,7 +232,7 @@
       </w:pPr>
       <w:r>
         <w:rPr>
-          <w:color w:val="F48C2E"/>
+          <w:color w:val="F0821A"/>
         </w:rPr>
         <w:t xml:space="preserve">Outro</w:t>
       </w:r>
@@ -240,7 +240,7 @@
     <w:p>
       <w:r>
         <w:rPr>
-          <w:color w:val="F48C2E"/>
+          <w:color w:val="F0821A"/>
         </w:rPr>
         <w:t xml:space="preserve">La prématuration teste une hypothèse. La maturation prépare un transfert.</w:t>
       </w:r>
@@ -248,7 +248,7 @@
     <w:p>
       <w:r>
         <w:rPr>
-          <w:color w:val="F48C2E"/>
+          <w:color w:val="F0821A"/>
         </w:rPr>
         <w:t xml:space="preserve">Dans le grain suivant, une idée ne suffit plus : il y a des freins — surtout la divulgation — et un réflexe à prendre avant d’en parler autour de soi.</w:t>
       </w:r>
@@ -283,7 +283,7 @@
       <w:b/>
       <w:sz w:val="36"/>
       <w:szCs w:val="36"/>
-      <w:color w:val="580F45"/>
+      <w:color w:val="63003C"/>
     </w:rPr>
   </w:style>
   <w:style w:type="paragraph" w:styleId="Heading2">
@@ -299,7 +299,7 @@
       <w:b/>
       <w:sz w:val="26"/>
       <w:szCs w:val="26"/>
-      <w:color w:val="F48C2E"/>
+      <w:color w:val="F0821A"/>
     </w:rPr>
   </w:style>
 </w:styles>
